--- a/Implementation_Summary.docx
+++ b/Implementation_Summary.docx
@@ -25,22 +25,88 @@
         <w:t>program</w:t>
       </w:r>
       <w:r>
-        <w:t xml:space="preserve"> was split into nine main classes. ImageRecord stored image metadata. DatasetIndexer handled image indexing. EDAService handled image analysis. ImageLabel stored image details. DropDown displayed generated charts. MoveFileButton handled image selection while uploading. ClassSelect handled selection of classes for analysis. ScrollFrame handled scrolling of the displayed results. App handled the main interface shell.</w:t>
+        <w:t xml:space="preserve"> was split into </w:t>
+      </w:r>
+      <w:r>
+        <w:t>eight</w:t>
+      </w:r>
+      <w:r>
+        <w:t xml:space="preserve"> main classes. </w:t>
+      </w:r>
+      <w:proofErr w:type="spellStart"/>
+      <w:r>
+        <w:t>DatasetIndexer</w:t>
+      </w:r>
+      <w:proofErr w:type="spellEnd"/>
+      <w:r>
+        <w:t xml:space="preserve"> handled image indexing. </w:t>
+      </w:r>
+      <w:proofErr w:type="spellStart"/>
+      <w:r>
+        <w:t>EDAService</w:t>
+      </w:r>
+      <w:proofErr w:type="spellEnd"/>
+      <w:r>
+        <w:t xml:space="preserve"> handled image analysis. </w:t>
+      </w:r>
+      <w:proofErr w:type="spellStart"/>
+      <w:r>
+        <w:t>ImageLabel</w:t>
+      </w:r>
+      <w:proofErr w:type="spellEnd"/>
+      <w:r>
+        <w:t xml:space="preserve"> stored image details. </w:t>
+      </w:r>
+      <w:proofErr w:type="spellStart"/>
+      <w:r>
+        <w:t>DropDown</w:t>
+      </w:r>
+      <w:proofErr w:type="spellEnd"/>
+      <w:r>
+        <w:t xml:space="preserve"> displayed generated charts. </w:t>
+      </w:r>
+      <w:proofErr w:type="spellStart"/>
+      <w:r>
+        <w:t>MoveFileButton</w:t>
+      </w:r>
+      <w:proofErr w:type="spellEnd"/>
+      <w:r>
+        <w:t xml:space="preserve"> handled image selection while uploading. </w:t>
+      </w:r>
+      <w:proofErr w:type="spellStart"/>
+      <w:r>
+        <w:t>ClassSelect</w:t>
+      </w:r>
+      <w:proofErr w:type="spellEnd"/>
+      <w:r>
+        <w:t xml:space="preserve"> handled selection of classes for analysis. </w:t>
+      </w:r>
+      <w:proofErr w:type="spellStart"/>
+      <w:r>
+        <w:t>ScrollFrame</w:t>
+      </w:r>
+      <w:proofErr w:type="spellEnd"/>
+      <w:r>
+        <w:t xml:space="preserve"> handled scrolling of the displayed results. App handled the main interface shell.</w:t>
       </w:r>
     </w:p>
     <w:p>
       <w:r>
         <w:t xml:space="preserve">The python libraries used were </w:t>
       </w:r>
+      <w:proofErr w:type="spellStart"/>
       <w:r>
         <w:t>pathlib</w:t>
       </w:r>
+      <w:proofErr w:type="spellEnd"/>
       <w:r>
         <w:t xml:space="preserve">, </w:t>
       </w:r>
+      <w:proofErr w:type="spellStart"/>
       <w:r>
         <w:t>dataclasses</w:t>
       </w:r>
+      <w:proofErr w:type="spellEnd"/>
       <w:r>
         <w:t xml:space="preserve">, </w:t>
       </w:r>
@@ -50,8 +116,13 @@
       <w:r>
         <w:t xml:space="preserve">, </w:t>
       </w:r>
-      <w:r>
-        <w:t>opencv-python</w:t>
+      <w:proofErr w:type="spellStart"/>
+      <w:r>
+        <w:t>opencv</w:t>
+      </w:r>
+      <w:proofErr w:type="spellEnd"/>
+      <w:r>
+        <w:t>-python</w:t>
       </w:r>
       <w:r>
         <w:t xml:space="preserve">, </w:t>
@@ -68,15 +139,19 @@
       <w:r>
         <w:t xml:space="preserve">, </w:t>
       </w:r>
+      <w:proofErr w:type="spellStart"/>
       <w:r>
         <w:t>tkinter</w:t>
       </w:r>
+      <w:proofErr w:type="spellEnd"/>
       <w:r>
         <w:t xml:space="preserve">, </w:t>
       </w:r>
+      <w:proofErr w:type="spellStart"/>
       <w:r>
         <w:t>joblib</w:t>
       </w:r>
+      <w:proofErr w:type="spellEnd"/>
       <w:r>
         <w:t xml:space="preserve">, </w:t>
       </w:r>
@@ -92,9 +167,11 @@
       <w:r>
         <w:t xml:space="preserve">, </w:t>
       </w:r>
+      <w:proofErr w:type="spellStart"/>
       <w:r>
         <w:t>shutil</w:t>
       </w:r>
+      <w:proofErr w:type="spellEnd"/>
       <w:r>
         <w:t xml:space="preserve">, and </w:t>
       </w:r>
@@ -169,6 +246,9 @@
     </w:p>
     <w:p>
       <w:r>
+        <w:rPr>
+          <w:noProof/>
+        </w:rPr>
         <w:drawing>
           <wp:inline distT="0" distB="0" distL="0" distR="0" wp14:anchorId="24DD1BB1" wp14:editId="517C1E0E">
             <wp:extent cx="2262101" cy="2240280"/>
@@ -226,7 +306,15 @@
         <w:t xml:space="preserve">in </w:t>
       </w:r>
       <w:r>
-        <w:t>the EDAService class</w:t>
+        <w:t xml:space="preserve">the </w:t>
+      </w:r>
+      <w:proofErr w:type="spellStart"/>
+      <w:r>
+        <w:t>EDAService</w:t>
+      </w:r>
+      <w:proofErr w:type="spellEnd"/>
+      <w:r>
+        <w:t xml:space="preserve"> class</w:t>
       </w:r>
       <w:r>
         <w:t xml:space="preserve"> and</w:t>
@@ -851,6 +939,7 @@
   <w:style w:type="character" w:default="1" w:styleId="DefaultParagraphFont">
     <w:name w:val="Default Paragraph Font"/>
     <w:uiPriority w:val="1"/>
+    <w:semiHidden/>
     <w:unhideWhenUsed/>
   </w:style>
   <w:style w:type="table" w:default="1" w:styleId="TableNormal">
